--- a/content/member-assets/drone-roof-photo-inspection/ai-prompt-pack.docx
+++ b/content/member-assets/drone-roof-photo-inspection/ai-prompt-pack.docx
@@ -759,7 +759,7 @@
               <w:pStyle w:val="TableCell"/>
             </w:pPr>
             <w:r>
-              <w:t xml:space="preserve">How to use these prompts — Use AI to draft report language, captions, outreach, and QA notes; do not let AI certify…</w:t>
+              <w:t xml:space="preserve">How to use these prompts - Use AI to draft report language, captions, outreach, and QA notes; do not let AI certify…</w:t>
             </w:r>
           </w:p>
         </w:tc>
@@ -801,7 +801,7 @@
               <w:pStyle w:val="TableCell"/>
             </w:pPr>
             <w:r>
-              <w:t xml:space="preserve">Photo report write-up prompts — Act as a claim-safe visual documentation assistant. Turn these drone roof photo notes into…</w:t>
+              <w:t xml:space="preserve">Photo report write-up prompts - Act as a claim-safe visual documentation assistant. Turn these drone roof photo notes into…</w:t>
             </w:r>
           </w:p>
         </w:tc>
@@ -845,7 +845,7 @@
               <w:pStyle w:val="TableCell"/>
             </w:pPr>
             <w:r>
-              <w:t xml:space="preserve">Visible issue flagging prompts — Review these image descriptions from a drone roof flyover: [paste]. Identify visible areas…</w:t>
+              <w:t xml:space="preserve">Visible issue flagging prompts - Review these image descriptions from a drone roof flyover: [paste]. Identify visible areas…</w:t>
             </w:r>
           </w:p>
         </w:tc>
@@ -887,7 +887,7 @@
               <w:pStyle w:val="TableCell"/>
             </w:pPr>
             <w:r>
-              <w:t xml:space="preserve">Client-safe disclaimer prompts — Draft a plain-English visual-only disclaimer for a drone roof photo report. It must say…</w:t>
+              <w:t xml:space="preserve">Client-safe disclaimer prompts - Draft a plain-English visual-only disclaimer for a drone roof photo report. It must say…</w:t>
             </w:r>
           </w:p>
         </w:tc>
@@ -931,7 +931,7 @@
               <w:pStyle w:val="TableCell"/>
             </w:pPr>
             <w:r>
-              <w:t xml:space="preserve">Outreach prompts — Write a cold email to a local roofer offering one free sample roof. Mention clear overhead…</w:t>
+              <w:t xml:space="preserve">Outreach prompts - Write a cold email to a local roofer offering one free sample roof. Mention clear overhead…</w:t>
             </w:r>
           </w:p>
         </w:tc>
@@ -973,7 +973,7 @@
               <w:pStyle w:val="TableCell"/>
             </w:pPr>
             <w:r>
-              <w:t xml:space="preserve">Report QA prompts — QA this drone roof report before sending: [paste report]. Check for unsupported claims…</w:t>
+              <w:t xml:space="preserve">Report QA prompts - QA this drone roof report before sending: [paste report]. Check for unsupported claims…</w:t>
             </w:r>
           </w:p>
         </w:tc>
@@ -1017,7 +1017,7 @@
               <w:pStyle w:val="TableCell"/>
             </w:pPr>
             <w:r>
-              <w:t xml:space="preserve">Prompt quality rules — Always paste real context before asking for output.</w:t>
+              <w:t xml:space="preserve">Prompt quality rules - Always paste real context before asking for output.</w:t>
             </w:r>
           </w:p>
         </w:tc>
@@ -1059,7 +1059,7 @@
               <w:pStyle w:val="TableCell"/>
             </w:pPr>
             <w:r>
-              <w:t xml:space="preserve">Final QA prompt — Review this client-facing output before I send it: [paste output]. Check for unsupported…</w:t>
+              <w:t xml:space="preserve">Final QA prompt - Review this client-facing output before I send it: [paste output]. Check for unsupported…</w:t>
             </w:r>
           </w:p>
         </w:tc>
@@ -1103,7 +1103,7 @@
               <w:pStyle w:val="TableCell"/>
             </w:pPr>
             <w:r>
-              <w:t xml:space="preserve">Buyer-ready deliverable standard — This asset is for roofers, agents, solar installers, and homeowners; remove generic…</w:t>
+              <w:t xml:space="preserve">Buyer-ready deliverable standard - This asset is for roofers, agents, solar installers, and homeowners; remove generic…</w:t>
             </w:r>
           </w:p>
         </w:tc>
@@ -1145,7 +1145,7 @@
               <w:pStyle w:val="TableCell"/>
             </w:pPr>
             <w:r>
-              <w:t xml:space="preserve">Inputs to collect before delivery — Business name, owner or approver, preferred contact channel, and deadline.</w:t>
+              <w:t xml:space="preserve">Inputs to collect before delivery - Business name, owner or approver, preferred contact channel, and deadline.</w:t>
             </w:r>
           </w:p>
         </w:tc>
@@ -1189,7 +1189,7 @@
               <w:pStyle w:val="TableCell"/>
             </w:pPr>
             <w:r>
-              <w:t xml:space="preserve">Evidence capture for renewal or case study — Save the before state with dated screenshots or source files.</w:t>
+              <w:t xml:space="preserve">Evidence capture for renewal or case study - Save the before state with dated screenshots or source files.</w:t>
             </w:r>
           </w:p>
         </w:tc>
@@ -1231,7 +1231,7 @@
               <w:pStyle w:val="TableCell"/>
             </w:pPr>
             <w:r>
-              <w:t xml:space="preserve">Client handoff message — Here is the finished ai prompt pack for [business]. I included the working file, final…</w:t>
+              <w:t xml:space="preserve">Client handoff message - Here is the finished ai prompt pack for [business]. I included the working file, final…</w:t>
             </w:r>
           </w:p>
         </w:tc>
@@ -1275,7 +1275,7 @@
               <w:pStyle w:val="TableCell"/>
             </w:pPr>
             <w:r>
-              <w:t xml:space="preserve">Pricing and scope guardrails — Starter scope: one focused deliverable, one input list, one approval round, final export.</w:t>
+              <w:t xml:space="preserve">Pricing and scope guardrails - Starter scope: one focused deliverable, one input list, one approval round, final export.</w:t>
             </w:r>
           </w:p>
         </w:tc>
@@ -1317,7 +1317,7 @@
               <w:pStyle w:val="TableCell"/>
             </w:pPr>
             <w:r>
-              <w:t xml:space="preserve">Final QA before sending — All bracketed placeholders are replaced or intentionally marked for buyer approval.</w:t>
+              <w:t xml:space="preserve">Final QA before sending - All bracketed placeholders are replaced or intentionally marked for buyer approval.</w:t>
             </w:r>
           </w:p>
         </w:tc>
@@ -2469,7 +2469,7 @@
     <w:lvl w:ilvl="0">
       <w:start w:val="1"/>
       <w:numFmt w:val="bullet"/>
-      <w:lvlText w:val="–"/>
+      <w:lvlText w:val="-"/>
       <w:pPr>
         <w:ind w:left="540" w:hanging="220"/>
       </w:pPr>
